--- a/templates/Order.docx
+++ b/templates/Order.docx
@@ -135,56 +135,7 @@
         </w:rPr>
       </w:pPr>
       <w:r>
-        <w:rPr>
-          <w:sz w:val="24"/>
-        </w:rPr>
-        <w:t>1 Нижеперечисленных студентов потока БПО09-25 и БПО09и-25</w:t>
-      </w:r>
-      <w:r>
-        <w:rPr>
-          <w:sz w:val="24"/>
-        </w:rPr>
-        <w:t xml:space="preserve"> </w:t>
-      </w:r>
-      <w:r>
-        <w:rPr>
-          <w:sz w:val="24"/>
-        </w:rPr>
-        <w:t xml:space="preserve">направления </w:t>
-      </w:r>
-      <w:r>
-        <w:rPr>
-          <w:sz w:val="24"/>
-          <w:szCs w:val="22"/>
-          <w:highlight w:val="white"/>
-        </w:rPr>
-        <w:t>09.03.01 Информатика и вычислительная техника</w:t>
-      </w:r>
-      <w:r>
-        <w:rPr>
-          <w:sz w:val="24"/>
-        </w:rPr>
-        <w:t xml:space="preserve">, профиля «Технологии искусственного интеллекта в нефтегазовой отрасли», </w:t>
-      </w:r>
-      <w:r>
-        <w:rPr>
-          <w:szCs w:val="28"/>
-        </w:rPr>
-        <w:t xml:space="preserve">обучающихся </w:t>
-      </w:r>
-      <w:r>
-        <w:rPr>
-          <w:b/>
-          <w:szCs w:val="28"/>
-          <w:u w:val="single"/>
-        </w:rPr>
-        <w:t>на бюджетной основе</w:t>
-      </w:r>
-      <w:r>
-        <w:rPr>
-          <w:szCs w:val="28"/>
-        </w:rPr>
-        <w:t>, направить для прохождения практики на следующие базы практик:</w:t>
+        <w:t>1 Нижеперечисленных студентов направить для прохождения практики на следующие базы практик:</w:t>
       </w:r>
     </w:p>
     <w:tbl>
@@ -902,24 +853,8 @@
             <w:vAlign w:val="center"/>
           </w:tcPr>
           <w:p>
-            <w:pPr>
-              <w:spacing w:after="0"/>
-              <w:ind w:left="-57" w:right="-57"/>
-              <w:jc w:val="center"/>
-              <w:rPr>
-                <w:rFonts w:ascii="Times New Roman" w:hAnsi="Times New Roman"/>
-                <w:sz w:val="24"/>
-                <w:szCs w:val="24"/>
-                <w:lang w:val="en-US"/>
-              </w:rPr>
-            </w:pPr>
             <w:r>
-              <w:rPr>
-                <w:rFonts w:ascii="Times New Roman" w:hAnsi="Times New Roman"/>
-                <w:sz w:val="24"/>
-                <w:szCs w:val="24"/>
-              </w:rPr>
-              <w:t>стационарна</w:t>
+              <w:t>{{ a.practice_form }}</w:t>
             </w:r>
           </w:p>
         </w:tc>
@@ -936,24 +871,8 @@
             <w:vAlign w:val="center"/>
           </w:tcPr>
           <w:p>
-            <w:pPr>
-              <w:spacing w:after="0"/>
-              <w:ind w:left="-57" w:right="-57"/>
-              <w:jc w:val="center"/>
-              <w:rPr>
-                <w:rFonts w:ascii="Times New Roman" w:hAnsi="Times New Roman"/>
-                <w:sz w:val="24"/>
-                <w:szCs w:val="24"/>
-                <w:lang w:val="en-US"/>
-              </w:rPr>
-            </w:pPr>
             <w:r>
-              <w:rPr>
-                <w:rFonts w:ascii="Times New Roman" w:hAnsi="Times New Roman"/>
-                <w:sz w:val="24"/>
-                <w:szCs w:val="24"/>
-              </w:rPr>
-              <w:t>без оплаты</w:t>
+              <w:t>{{ a.payment_type }}</w:t>
             </w:r>
           </w:p>
         </w:tc>
